--- a/word_reports/LP_0059_위치_713_Andy Williams_Greatest Hi.docx
+++ b/word_reports/LP_0059_위치_713_Andy Williams_Greatest Hi.docx
@@ -4,7 +4,7 @@
   <w:body>
     <w:p>
       <w:pPr>
-        <w:spacing w:after="280"/>
+        <w:spacing w:after="80"/>
       </w:pPr>
       <w:r>
         <w:rPr w:rFonts="맑은 고딕">
@@ -13,94 +13,47 @@
           <w:color w:val="1E3A8A"/>
           <w:sz w:val="30"/>
         </w:rPr>
-        <w:t>[713] Andy Williams - Greatest Hits Vol. 2</w:t>
+        <w:t>Andy Williams (앤디 윌리엄스) - Greatest Hits Vol. 2</w:t>
       </w:r>
     </w:p>
     <w:p>
       <w:pPr>
-        <w:spacing w:after="320"/>
+        <w:spacing w:after="240"/>
       </w:pPr>
       <w:r>
         <w:rPr w:rFonts="맑은 고딕">
           <w:rFonts w:ascii="맑은 고딕" w:hAnsi="맑은 고딕" w:eastAsia="맑은 고딕"/>
           <w:b/>
-          <w:sz w:val="20"/>
+          <w:color w:val="4B5563"/>
+          <w:sz w:val="22"/>
         </w:rPr>
-        <w:t>■ 위치 : 713</w:t>
-        <w:br/>
-      </w:r>
-      <w:r>
-        <w:rPr w:rFonts="맑은 고딕">
-          <w:rFonts w:ascii="맑은 고딕" w:hAnsi="맑은 고딕" w:eastAsia="맑은 고딕"/>
-          <w:b/>
-          <w:sz w:val="20"/>
-        </w:rPr>
-        <w:t>■ 아티스트 : Andy Williams</w:t>
-        <w:br/>
-      </w:r>
-      <w:r>
-        <w:rPr w:rFonts="맑은 고딕">
-          <w:rFonts w:ascii="맑은 고딕" w:hAnsi="맑은 고딕" w:eastAsia="맑은 고딕"/>
-          <w:b/>
-          <w:sz w:val="20"/>
-        </w:rPr>
-        <w:t>■ 앨범명 : Greatest Hits Vol. 2</w:t>
-        <w:br/>
-      </w:r>
-      <w:r>
-        <w:rPr w:rFonts="맑은 고딕">
-          <w:rFonts w:ascii="맑은 고딕" w:hAnsi="맑은 고딕" w:eastAsia="맑은 고딕"/>
-          <w:b w:val="0"/>
-          <w:sz w:val="20"/>
-        </w:rPr>
-        <w:t>■ 음반 레이블 : Columbia Records</w:t>
-        <w:br/>
-      </w:r>
-      <w:r>
-        <w:rPr w:rFonts="맑은 고딕">
-          <w:rFonts w:ascii="맑은 고딕" w:hAnsi="맑은 고딕" w:eastAsia="맑은 고딕"/>
-          <w:b w:val="0"/>
-          <w:sz w:val="20"/>
-        </w:rPr>
-        <w:t>■ 발매년도 : 1973</w:t>
-        <w:br/>
-      </w:r>
-      <w:r>
-        <w:rPr w:rFonts="맑은 고딕">
-          <w:rFonts w:ascii="맑은 고딕" w:hAnsi="맑은 고딕" w:eastAsia="맑은 고딕"/>
-          <w:b w:val="0"/>
-          <w:sz w:val="20"/>
-        </w:rPr>
-        <w:t>■ 장르 : 보컬 팝 / 이지 리스닝 (Vocal Pop / Easy Listening)</w:t>
-        <w:br/>
-      </w:r>
-      <w:r>
-        <w:rPr w:rFonts="맑은 고딕">
-          <w:rFonts w:ascii="맑은 고딕" w:hAnsi="맑은 고딕" w:eastAsia="맑은 고딕"/>
-          <w:b w:val="0"/>
-          <w:sz w:val="20"/>
-        </w:rPr>
-        <w:t>■ 주요 수록곡 : 1. Love Theme From "The Godfather" (Speak Softly Love)</w:t>
-        <w:br/>
+        <w:t>위치 :  713</w:t>
       </w:r>
     </w:p>
     <w:p>
       <w:pPr>
-        <w:spacing w:after="160"/>
+        <w:spacing w:line="324" w:lineRule="auto" w:before="80" w:after="160"/>
       </w:pPr>
       <w:r>
         <w:rPr w:rFonts="맑은 고딕">
           <w:rFonts w:ascii="맑은 고딕" w:hAnsi="맑은 고딕" w:eastAsia="맑은 고딕"/>
           <w:b/>
           <w:color w:val="1F2937"/>
-          <w:sz w:val="24"/>
+          <w:sz w:val="22"/>
         </w:rPr>
-        <w:t>■ 음반 해설 및 감상 가이드</w:t>
+        <w:t xml:space="preserve">[음반 소개] </w:t>
+      </w:r>
+      <w:r>
+        <w:rPr w:rFonts="맑은 고딕">
+          <w:rFonts w:ascii="맑은 고딕" w:hAnsi="맑은 고딕" w:eastAsia="맑은 고딕"/>
+          <w:b w:val="0"/>
+          <w:sz w:val="21"/>
+        </w:rPr>
       </w:r>
     </w:p>
     <w:p>
       <w:pPr>
-        <w:spacing w:line="312" w:lineRule="auto" w:after="120"/>
+        <w:spacing w:line="324" w:lineRule="auto" w:after="120"/>
       </w:pPr>
       <w:r>
         <w:rPr w:rFonts="맑은 고딕">
@@ -108,51 +61,516 @@
           <w:b w:val="0"/>
           <w:sz w:val="21"/>
         </w:rPr>
-        <w:t>앤디 윌리엄스(Andy Williams)는 20세기 후반 미국 대중음악 신을 대표하는 가장 우아하고 품격 있는 발라디어 중 한 명입니다. 1973년에 발매된 본 음반 『Greatest Hits Vol. 2』는 1960년대 후반부터 1970년대 초반까지, 그의 음악적 커리어가 최정점에 달했던 시기의 주옥같은 명곡들을 집대성한 베스트 컬렉션입니다. 전작인 Vol. 1이 "Moon River"를 중심으로 60년대 초중반의 기틀을 다졌다면, Vol. 2는 한층熟練(숙련)된 보컬과 세련된 팝 오케스트레이션이 완벽한 조화를 이루는 명반입니다.</w:t>
+        <w:t>앤디 윌리엄스의 유려한 음성은 서구 팝 음악의 가장 찬란했던 시절을 부드럽게 비추는 황금빛 노을과도 같습니다. 본 음반은 1960년대 후반부터 1970년대 초반까지 그의 예술적 완숙기가 빚어낸 영화 음악과 로맨틱 팝의 정수만을 엄선하여 엮어낸 불멸의 명작선입니다. 기품 있는 벨벳 바리톤으로 섬세하게 직조해 낸 선율들은 반세기가 흐른 오늘날에도 클래시컬한 우아함과 시대를 초월한 낭만을 고스란히 선사합니다.</w:t>
       </w:r>
     </w:p>
     <w:p>
       <w:pPr>
-        <w:spacing w:line="312" w:lineRule="auto" w:after="120"/>
+        <w:spacing w:line="324" w:lineRule="auto" w:before="200" w:after="80"/>
       </w:pPr>
+      <w:r>
+        <w:rPr w:rFonts="맑은 고딕">
+          <w:rFonts w:ascii="맑은 고딕" w:hAnsi="맑은 고딕" w:eastAsia="맑은 고딕"/>
+          <w:b/>
+          <w:color w:val="1E3A8A"/>
+          <w:sz w:val="24"/>
+        </w:rPr>
+        <w:t>1. 음반 데이터</w:t>
+      </w:r>
+    </w:p>
+    <w:p>
+      <w:pPr>
+        <w:spacing w:line="324" w:lineRule="auto" w:after="80"/>
+      </w:pPr>
+      <w:r>
+        <w:rPr w:rFonts="맑은 고딕">
+          <w:rFonts w:ascii="맑은 고딕" w:hAnsi="맑은 고딕" w:eastAsia="맑은 고딕"/>
+          <w:b w:val="0"/>
+          <w:color w:val="6B7280"/>
+          <w:sz w:val="21"/>
+        </w:rPr>
+        <w:t xml:space="preserve">· </w:t>
+      </w:r>
+      <w:r>
+        <w:rPr w:rFonts="맑은 고딕">
+          <w:rFonts w:ascii="맑은 고딕" w:hAnsi="맑은 고딕" w:eastAsia="맑은 고딕"/>
+          <w:b/>
+          <w:color w:val="1F2937"/>
+          <w:sz w:val="21"/>
+        </w:rPr>
+        <w:t xml:space="preserve">앨범명: </w:t>
+      </w:r>
       <w:r>
         <w:rPr w:rFonts="맑은 고딕">
           <w:rFonts w:ascii="맑은 고딕" w:hAnsi="맑은 고딕" w:eastAsia="맑은 고딕"/>
           <w:b w:val="0"/>
           <w:sz w:val="21"/>
         </w:rPr>
-        <w:t>이 앨범에서 앤디 윌리엄스는 특유의 실크처럼 부드럽고 맑은 음색으로 감정의 스펙트럼을 절제되면서도 기품 있게 풀어냅니다. 웅장한 오케스트라 사운드 위로 흐르는 그의 보컬은 과도한 기교 없이도 청자의 마음을 깊이 울리는 마력을 지니고 있습니다. 특히 영화 음악의 거장 니노 로타(Nino Rota)의 곡에 가사를 붙인 영화 &lt;대부&gt;의 테마곡 "Love Theme From 'The Godfather' (Speak Softly Love)"와 영화 &lt;러브 스토리&gt;의 "Love Story (Where Do I Begin)"에서 보여주는 감성적인 해석은 대중음악 역사상 가장 완벽한 팝 보컬의 모범을 제시합니다.</w:t>
+        <w:t>Greatest Hits Vol. 2</w:t>
       </w:r>
     </w:p>
     <w:p>
       <w:pPr>
-        <w:spacing w:line="312" w:lineRule="auto" w:after="120"/>
+        <w:spacing w:line="324" w:lineRule="auto" w:after="80"/>
       </w:pPr>
+      <w:r>
+        <w:rPr w:rFonts="맑은 고딕">
+          <w:rFonts w:ascii="맑은 고딕" w:hAnsi="맑은 고딕" w:eastAsia="맑은 고딕"/>
+          <w:b w:val="0"/>
+          <w:color w:val="6B7280"/>
+          <w:sz w:val="21"/>
+        </w:rPr>
+        <w:t xml:space="preserve">· </w:t>
+      </w:r>
+      <w:r>
+        <w:rPr w:rFonts="맑은 고딕">
+          <w:rFonts w:ascii="맑은 고딕" w:hAnsi="맑은 고딕" w:eastAsia="맑은 고딕"/>
+          <w:b/>
+          <w:color w:val="1F2937"/>
+          <w:sz w:val="21"/>
+        </w:rPr>
+        <w:t xml:space="preserve">아티스트: </w:t>
+      </w:r>
       <w:r>
         <w:rPr w:rFonts="맑은 고딕">
           <w:rFonts w:ascii="맑은 고딕" w:hAnsi="맑은 고딕" w:eastAsia="맑은 고딕"/>
           <w:b w:val="0"/>
           <w:sz w:val="21"/>
         </w:rPr>
-        <w:t>수록곡 전반을 관통하는 또 하나의 매력은 원곡에 대한 그만의 뛰어난 재해석 능력입니다. 닐 다이아몬드의 상큼한 팝 넘버인 "Sweet Caroline"을 자신만의 우아하고 편안한 이지 리스닝 스타일로 완벽히 재창조해냈으며, "Without You"나 "For All We Know" 같은 시대를 풍미한 발라드 역시 고풍스럽고 세련된 편곡을 거쳐 더욱 품격 있는 사운드로 거듭났습니다. 섬세한 호흡 조절과 완벽한 발성은 70년대 라디오 시대를 풍미했던 고급스러운 팝 음향의 진수를 들려줍니다.</w:t>
+        <w:t>Andy Williams (앤디 윌리엄스)</w:t>
       </w:r>
     </w:p>
     <w:p>
       <w:pPr>
-        <w:spacing w:line="312" w:lineRule="auto" w:after="120"/>
+        <w:spacing w:line="324" w:lineRule="auto" w:after="80"/>
       </w:pPr>
+      <w:r>
+        <w:rPr w:rFonts="맑은 고딕">
+          <w:rFonts w:ascii="맑은 고딕" w:hAnsi="맑은 고딕" w:eastAsia="맑은 고딕"/>
+          <w:b w:val="0"/>
+          <w:color w:val="6B7280"/>
+          <w:sz w:val="21"/>
+        </w:rPr>
+        <w:t xml:space="preserve">· </w:t>
+      </w:r>
+      <w:r>
+        <w:rPr w:rFonts="맑은 고딕">
+          <w:rFonts w:ascii="맑은 고딕" w:hAnsi="맑은 고딕" w:eastAsia="맑은 고딕"/>
+          <w:b/>
+          <w:color w:val="1F2937"/>
+          <w:sz w:val="21"/>
+        </w:rPr>
+        <w:t xml:space="preserve">발매 정보: </w:t>
+      </w:r>
       <w:r>
         <w:rPr w:rFonts="맑은 고딕">
           <w:rFonts w:ascii="맑은 고딕" w:hAnsi="맑은 고딕" w:eastAsia="맑은 고딕"/>
           <w:b w:val="0"/>
           <w:sz w:val="21"/>
         </w:rPr>
-        <w:t>아날로그 LP로 감상하는 이 음반은 따뜻하고 풍부한 질감을 더해 더욱 커다란 감동을 선사합니다. 풍성한 현악 섹션과 정교한 관악 편곡, 그리고 음반의 중앙을 따스하게 가득 채우는 앤디 윌리엄스의 목소리는 바쁜 현대인들의 삶 속에 고요하고 기품 있는 휴식처를 제공합니다. 20세기 팝 낭만주의의 정수를 고스란히 간직한 『Greatest Hits Vol. 2』는 앤디 윌리엄스의 디스코그래피 중에서도 단연 소장 가치가 높은 명음반입니다.</w:t>
+        <w:t>1973년 명문 컬럼비아 레코드(Columbia Records)를 통해 발매된 본작은, 앤디 윌리엄스가 남긴 방대한 레퍼토리 중에서도 대중음악과 영화 예술의 황금기가 절묘하게 교차하던 순간을 기록한 기념비적인 두 번째 공식 베스트 앨범입니다.</w:t>
+      </w:r>
+    </w:p>
+    <w:p>
+      <w:pPr>
+        <w:spacing w:line="324" w:lineRule="auto" w:after="80"/>
+      </w:pPr>
+      <w:r>
+        <w:rPr w:rFonts="맑은 고딕">
+          <w:rFonts w:ascii="맑은 고딕" w:hAnsi="맑은 고딕" w:eastAsia="맑은 고딕"/>
+          <w:b w:val="0"/>
+          <w:color w:val="6B7280"/>
+          <w:sz w:val="21"/>
+        </w:rPr>
+        <w:t xml:space="preserve">· </w:t>
+      </w:r>
+      <w:r>
+        <w:rPr w:rFonts="맑은 고딕">
+          <w:rFonts w:ascii="맑은 고딕" w:hAnsi="맑은 고딕" w:eastAsia="맑은 고딕"/>
+          <w:b/>
+          <w:color w:val="1F2937"/>
+          <w:sz w:val="21"/>
+        </w:rPr>
+        <w:t xml:space="preserve">LP 인기도(판매량): </w:t>
+      </w:r>
+      <w:r>
+        <w:rPr w:rFonts="맑은 고딕">
+          <w:rFonts w:ascii="맑은 고딕" w:hAnsi="맑은 고딕" w:eastAsia="맑은 고딕"/>
+          <w:b w:val="0"/>
+          <w:sz w:val="21"/>
+        </w:rPr>
+        <w:t>발매 직후 빌보드 200 앨범 차트 상위권에 오르며 대중적인 찬사를 받았고, 미국음반산업협회(RIAA) 골드 레코드(Gold) 인증을 획득하며 전 세계 팝 애호가들의 필청 음반이자 장기 스테디셀러로 군림했습니다.</w:t>
+      </w:r>
+    </w:p>
+    <w:p>
+      <w:pPr>
+        <w:spacing w:line="324" w:lineRule="auto" w:after="80"/>
+      </w:pPr>
+      <w:r>
+        <w:rPr w:rFonts="맑은 고딕">
+          <w:rFonts w:ascii="맑은 고딕" w:hAnsi="맑은 고딕" w:eastAsia="맑은 고딕"/>
+          <w:b w:val="0"/>
+          <w:color w:val="6B7280"/>
+          <w:sz w:val="21"/>
+        </w:rPr>
+        <w:t xml:space="preserve">· </w:t>
+      </w:r>
+      <w:r>
+        <w:rPr w:rFonts="맑은 고딕">
+          <w:rFonts w:ascii="맑은 고딕" w:hAnsi="맑은 고딕" w:eastAsia="맑은 고딕"/>
+          <w:b/>
+          <w:color w:val="1F2937"/>
+          <w:sz w:val="21"/>
+        </w:rPr>
+        <w:t xml:space="preserve">각종 수상경력: </w:t>
+      </w:r>
+      <w:r>
+        <w:rPr w:rFonts="맑은 고딕">
+          <w:rFonts w:ascii="맑은 고딕" w:hAnsi="맑은 고딕" w:eastAsia="맑은 고딕"/>
+          <w:b w:val="0"/>
+          <w:sz w:val="21"/>
+        </w:rPr>
+        <w:t>그래미 어워드에 수없이 노미네이트되었던 거장의 위상에 걸맞게, 수록곡 대다수가 아카데미상 및 골든 글로브 시상식의 주제가상 부문과 연계되며 당대 최고 권위의 음악적 평가와 찬사를 한 몸에 받았습니다.</w:t>
+      </w:r>
+    </w:p>
+    <w:p>
+      <w:pPr>
+        <w:spacing w:line="324" w:lineRule="auto" w:before="200" w:after="80"/>
+      </w:pPr>
+      <w:r>
+        <w:rPr w:rFonts="맑은 고딕">
+          <w:rFonts w:ascii="맑은 고딕" w:hAnsi="맑은 고딕" w:eastAsia="맑은 고딕"/>
+          <w:b/>
+          <w:color w:val="1E3A8A"/>
+          <w:sz w:val="24"/>
+        </w:rPr>
+        <w:t>2. 아티스트 정보</w:t>
+      </w:r>
+    </w:p>
+    <w:p>
+      <w:pPr>
+        <w:spacing w:line="324" w:lineRule="auto" w:after="80"/>
+      </w:pPr>
+      <w:r>
+        <w:rPr w:rFonts="맑은 고딕">
+          <w:rFonts w:ascii="맑은 고딕" w:hAnsi="맑은 고딕" w:eastAsia="맑은 고딕"/>
+          <w:b w:val="0"/>
+          <w:color w:val="6B7280"/>
+          <w:sz w:val="21"/>
+        </w:rPr>
+        <w:t xml:space="preserve">· </w:t>
+      </w:r>
+      <w:r>
+        <w:rPr w:rFonts="맑은 고딕">
+          <w:rFonts w:ascii="맑은 고딕" w:hAnsi="맑은 고딕" w:eastAsia="맑은 고딕"/>
+          <w:b/>
+          <w:color w:val="1F2937"/>
+          <w:sz w:val="21"/>
+        </w:rPr>
+        <w:t xml:space="preserve">국적: </w:t>
+      </w:r>
+      <w:r>
+        <w:rPr w:rFonts="맑은 고딕">
+          <w:rFonts w:ascii="맑은 고딕" w:hAnsi="맑은 고딕" w:eastAsia="맑은 고딕"/>
+          <w:b w:val="0"/>
+          <w:sz w:val="21"/>
+        </w:rPr>
+        <w:t>미국 (USA)</w:t>
+      </w:r>
+    </w:p>
+    <w:p>
+      <w:pPr>
+        <w:spacing w:line="324" w:lineRule="auto" w:after="80"/>
+      </w:pPr>
+      <w:r>
+        <w:rPr w:rFonts="맑은 고딕">
+          <w:rFonts w:ascii="맑은 고딕" w:hAnsi="맑은 고딕" w:eastAsia="맑은 고딕"/>
+          <w:b w:val="0"/>
+          <w:color w:val="6B7280"/>
+          <w:sz w:val="21"/>
+        </w:rPr>
+        <w:t xml:space="preserve">· </w:t>
+      </w:r>
+      <w:r>
+        <w:rPr w:rFonts="맑은 고딕">
+          <w:rFonts w:ascii="맑은 고딕" w:hAnsi="맑은 고딕" w:eastAsia="맑은 고딕"/>
+          <w:b/>
+          <w:color w:val="1F2937"/>
+          <w:sz w:val="21"/>
+        </w:rPr>
+        <w:t xml:space="preserve">생몰년도: </w:t>
+      </w:r>
+      <w:r>
+        <w:rPr w:rFonts="맑은 고딕">
+          <w:rFonts w:ascii="맑은 고딕" w:hAnsi="맑은 고딕" w:eastAsia="맑은 고딕"/>
+          <w:b w:val="0"/>
+          <w:sz w:val="21"/>
+        </w:rPr>
+        <w:t>1927년 12월 3일 – 2012년 9월 25일</w:t>
+      </w:r>
+    </w:p>
+    <w:p>
+      <w:pPr>
+        <w:spacing w:line="324" w:lineRule="auto" w:after="80"/>
+      </w:pPr>
+      <w:r>
+        <w:rPr w:rFonts="맑은 고딕">
+          <w:rFonts w:ascii="맑은 고딕" w:hAnsi="맑은 고딕" w:eastAsia="맑은 고딕"/>
+          <w:b w:val="0"/>
+          <w:color w:val="6B7280"/>
+          <w:sz w:val="21"/>
+        </w:rPr>
+        <w:t xml:space="preserve">· </w:t>
+      </w:r>
+      <w:r>
+        <w:rPr w:rFonts="맑은 고딕">
+          <w:rFonts w:ascii="맑은 고딕" w:hAnsi="맑은 고딕" w:eastAsia="맑은 고딕"/>
+          <w:b/>
+          <w:color w:val="1F2937"/>
+          <w:sz w:val="21"/>
+        </w:rPr>
+        <w:t xml:space="preserve">그룹 소속: </w:t>
+      </w:r>
+      <w:r>
+        <w:rPr w:rFonts="맑은 고딕">
+          <w:rFonts w:ascii="맑은 고딕" w:hAnsi="맑은 고딕" w:eastAsia="맑은 고딕"/>
+          <w:b w:val="0"/>
+          <w:sz w:val="21"/>
+        </w:rPr>
+        <w:t>솔로 (초기 'The Williams Brothers' 활동 후 솔로 전향)</w:t>
+      </w:r>
+    </w:p>
+    <w:p>
+      <w:pPr>
+        <w:spacing w:line="324" w:lineRule="auto" w:after="80"/>
+      </w:pPr>
+      <w:r>
+        <w:rPr w:rFonts="맑은 고딕">
+          <w:rFonts w:ascii="맑은 고딕" w:hAnsi="맑은 고딕" w:eastAsia="맑은 고딕"/>
+          <w:b w:val="0"/>
+          <w:color w:val="6B7280"/>
+          <w:sz w:val="21"/>
+        </w:rPr>
+        <w:t xml:space="preserve">· </w:t>
+      </w:r>
+      <w:r>
+        <w:rPr w:rFonts="맑은 고딕">
+          <w:rFonts w:ascii="맑은 고딕" w:hAnsi="맑은 고딕" w:eastAsia="맑은 고딕"/>
+          <w:b/>
+          <w:color w:val="1F2937"/>
+          <w:sz w:val="21"/>
+        </w:rPr>
+        <w:t xml:space="preserve">아티스트 소개: </w:t>
+      </w:r>
+      <w:r>
+        <w:rPr w:rFonts="맑은 고딕">
+          <w:rFonts w:ascii="맑은 고딕" w:hAnsi="맑은 고딕" w:eastAsia="맑은 고딕"/>
+          <w:b w:val="0"/>
+          <w:sz w:val="21"/>
+        </w:rPr>
+        <w:t>로널드 레이건 전 미국 대통령으로부터 "미국의 국보(National Treasure)"라 칭송받았던 앤디 윌리엄스는 20세기 스탠더드 팝과 전통 크루너 창법의 정점에 서 있던 보컬리스트입니다. 비단결처럼 부드럽고 티 없이 맑은 발성, 서정적인 감정선으로 팝과 이지 리스닝의 경계를 예술의 경지로 끌어올렸습니다.</w:t>
+      </w:r>
+    </w:p>
+    <w:p>
+      <w:pPr>
+        <w:spacing w:line="324" w:lineRule="auto" w:before="200" w:after="80"/>
+      </w:pPr>
+      <w:r>
+        <w:rPr w:rFonts="맑은 고딕">
+          <w:rFonts w:ascii="맑은 고딕" w:hAnsi="맑은 고딕" w:eastAsia="맑은 고딕"/>
+          <w:b/>
+          <w:color w:val="1E3A8A"/>
+          <w:sz w:val="24"/>
+        </w:rPr>
+        <w:t>3. 음반 상세 분석</w:t>
+      </w:r>
+    </w:p>
+    <w:p>
+      <w:pPr>
+        <w:spacing w:line="324" w:lineRule="auto" w:after="80"/>
+      </w:pPr>
+      <w:r>
+        <w:rPr w:rFonts="맑은 고딕">
+          <w:rFonts w:ascii="맑은 고딕" w:hAnsi="맑은 고딕" w:eastAsia="맑은 고딕"/>
+          <w:b w:val="0"/>
+          <w:color w:val="6B7280"/>
+          <w:sz w:val="21"/>
+        </w:rPr>
+        <w:t xml:space="preserve">· </w:t>
+      </w:r>
+      <w:r>
+        <w:rPr w:rFonts="맑은 고딕">
+          <w:rFonts w:ascii="맑은 고딕" w:hAnsi="맑은 고딕" w:eastAsia="맑은 고딕"/>
+          <w:b/>
+          <w:color w:val="1F2937"/>
+          <w:sz w:val="21"/>
+        </w:rPr>
+        <w:t xml:space="preserve">역사적 위치: </w:t>
+      </w:r>
+      <w:r>
+        <w:rPr w:rFonts="맑은 고딕">
+          <w:rFonts w:ascii="맑은 고딕" w:hAnsi="맑은 고딕" w:eastAsia="맑은 고딕"/>
+          <w:b w:val="0"/>
+          <w:sz w:val="21"/>
+        </w:rPr>
+        <w:t>이지 리스닝(Easy Listening)과 어덜트 컨템포러리(Adult Contemporary) 장르가 음악적·편곡적으로 완성도의 극치에 달했던 시대를 증언하는 음반입니다. 대편성 오케스트레이션과 대중가요의 이상적인 조화를 통하여, 팝 보컬 음반이 클래식 소품집에 필적하는 실내악적 격조를 지닐 수 있음을 완벽하게 증명해 냈습니다.</w:t>
+      </w:r>
+    </w:p>
+    <w:p>
+      <w:pPr>
+        <w:spacing w:line="324" w:lineRule="auto" w:after="80"/>
+      </w:pPr>
+      <w:r>
+        <w:rPr w:rFonts="맑은 고딕">
+          <w:rFonts w:ascii="맑은 고딕" w:hAnsi="맑은 고딕" w:eastAsia="맑은 고딕"/>
+          <w:b w:val="0"/>
+          <w:color w:val="6B7280"/>
+          <w:sz w:val="21"/>
+        </w:rPr>
+        <w:t xml:space="preserve">· </w:t>
+      </w:r>
+      <w:r>
+        <w:rPr w:rFonts="맑은 고딕">
+          <w:rFonts w:ascii="맑은 고딕" w:hAnsi="맑은 고딕" w:eastAsia="맑은 고딕"/>
+          <w:b/>
+          <w:color w:val="1F2937"/>
+          <w:sz w:val="21"/>
+        </w:rPr>
+        <w:t xml:space="preserve">시대의 흔적(스토리텔링): </w:t>
+      </w:r>
+      <w:r>
+        <w:rPr w:rFonts="맑은 고딕">
+          <w:rFonts w:ascii="맑은 고딕" w:hAnsi="맑은 고딕" w:eastAsia="맑은 고딕"/>
+          <w:b w:val="0"/>
+          <w:sz w:val="21"/>
+        </w:rPr>
+        <w:t>사회적 격변과 불안이 공존하던 1970년대 초반, 대중과 젊은 연인들은 앤디 윌리엄스의 포근한 음성 속에서 서정적인 위로와 순수한 낭만을 찾았습니다. 대형 스크린을 수놓았던 명화의 감동이 거실의 턴테이블 위로 고스란히 옮겨져 일상의 고단함을 어루만져 주었던 그 시절의 따스한 공기와 정취가 소리골마다 아로새겨져 있습니다.</w:t>
+      </w:r>
+    </w:p>
+    <w:p>
+      <w:pPr>
+        <w:spacing w:line="324" w:lineRule="auto" w:before="200" w:after="80"/>
+      </w:pPr>
+      <w:r>
+        <w:rPr w:rFonts="맑은 고딕">
+          <w:rFonts w:ascii="맑은 고딕" w:hAnsi="맑은 고딕" w:eastAsia="맑은 고딕"/>
+          <w:b/>
+          <w:color w:val="1E3A8A"/>
+          <w:sz w:val="24"/>
+        </w:rPr>
+        <w:t>4. 주요 수록곡 및 감상 제언</w:t>
+      </w:r>
+    </w:p>
+    <w:p>
+      <w:pPr>
+        <w:spacing w:line="324" w:lineRule="auto" w:after="80"/>
+      </w:pPr>
+      <w:r>
+        <w:rPr w:rFonts="맑은 고딕">
+          <w:rFonts w:ascii="맑은 고딕" w:hAnsi="맑은 고딕" w:eastAsia="맑은 고딕"/>
+          <w:b w:val="0"/>
+          <w:color w:val="6B7280"/>
+          <w:sz w:val="21"/>
+        </w:rPr>
+        <w:t xml:space="preserve">· </w:t>
+      </w:r>
+      <w:r>
+        <w:rPr w:rFonts="맑은 고딕">
+          <w:rFonts w:ascii="맑은 고딕" w:hAnsi="맑은 고딕" w:eastAsia="맑은 고딕"/>
+          <w:b/>
+          <w:color w:val="1F2937"/>
+          <w:sz w:val="21"/>
+        </w:rPr>
+        <w:t xml:space="preserve">주요 수록곡 특징: </w:t>
+      </w:r>
+      <w:r>
+        <w:rPr w:rFonts="맑은 고딕">
+          <w:rFonts w:ascii="맑은 고딕" w:hAnsi="맑은 고딕" w:eastAsia="맑은 고딕"/>
+          <w:b w:val="0"/>
+          <w:sz w:val="21"/>
+        </w:rPr>
+        <w:t>불멸의 멜로드라마 &lt;러브스토리&gt;의 비극적 순애보를 유려한 미성으로 노래한 "(Where Do I Begin?) Love Story"와 영화 &lt;대부&gt;의 비장미 넘치는 테마를 깊은 서정시로 승화시킨 "Speak Softly Love"는 가히 보컬 예술의 정점입니다. 아울러 싱그러운 박동감으로 벅찬 희열을 전하는 "Can't Take My Eyes Off You"와 "Happy Heart" 등 풍성한 스트링 사운드와 단아한 보컬이 빚어내는 호흡은 감상의 깊이를 더합니다.</w:t>
+      </w:r>
+    </w:p>
+    <w:p>
+      <w:pPr>
+        <w:spacing w:line="324" w:lineRule="auto" w:after="80"/>
+      </w:pPr>
+      <w:r>
+        <w:rPr w:rFonts="맑은 고딕">
+          <w:rFonts w:ascii="맑은 고딕" w:hAnsi="맑은 고딕" w:eastAsia="맑은 고딕"/>
+          <w:b w:val="0"/>
+          <w:color w:val="6B7280"/>
+          <w:sz w:val="21"/>
+        </w:rPr>
+        <w:t xml:space="preserve">· </w:t>
+      </w:r>
+      <w:r>
+        <w:rPr w:rFonts="맑은 고딕">
+          <w:rFonts w:ascii="맑은 고딕" w:hAnsi="맑은 고딕" w:eastAsia="맑은 고딕"/>
+          <w:b/>
+          <w:color w:val="1F2937"/>
+          <w:sz w:val="21"/>
+        </w:rPr>
+        <w:t xml:space="preserve">빈티지 감상 제언: </w:t>
+      </w:r>
+      <w:r>
+        <w:rPr w:rFonts="맑은 고딕">
+          <w:rFonts w:ascii="맑은 고딕" w:hAnsi="맑은 고딕" w:eastAsia="맑은 고딕"/>
+          <w:b w:val="0"/>
+          <w:sz w:val="21"/>
+        </w:rPr>
+        <w:t>본 LP는 진공관 앰프의 온기 어린 배음과 조화를 이룰 때 비로소 그 진가를 완벽히 드러냅니다. 오케스트라 현악군의 풍성한 공간감과 앤디 윌리엄스의 숨결 하나까지 섬세하게 포착해 내는 아날로그 특유의 밀도 높은 질감은, 디지털 음원이 결코 모방할 수 없는 그윽하고 입체적인 음악적 감흥을 안겨줍니다.</w:t>
+      </w:r>
+    </w:p>
+    <w:p>
+      <w:pPr>
+        <w:spacing w:line="324" w:lineRule="auto" w:after="80"/>
+      </w:pPr>
+      <w:r>
+        <w:rPr w:rFonts="맑은 고딕">
+          <w:rFonts w:ascii="맑은 고딕" w:hAnsi="맑은 고딕" w:eastAsia="맑은 고딕"/>
+          <w:b w:val="0"/>
+          <w:color w:val="6B7280"/>
+          <w:sz w:val="21"/>
+        </w:rPr>
+        <w:t xml:space="preserve">· </w:t>
+      </w:r>
+      <w:r>
+        <w:rPr w:rFonts="맑은 고딕">
+          <w:rFonts w:ascii="맑은 고딕" w:hAnsi="맑은 고딕" w:eastAsia="맑은 고딕"/>
+          <w:b/>
+          <w:color w:val="1F2937"/>
+          <w:sz w:val="21"/>
+        </w:rPr>
+        <w:t xml:space="preserve">소장 가치: </w:t>
+      </w:r>
+      <w:r>
+        <w:rPr w:rFonts="맑은 고딕">
+          <w:rFonts w:ascii="맑은 고딕" w:hAnsi="맑은 고딕" w:eastAsia="맑은 고딕"/>
+          <w:b w:val="0"/>
+          <w:sz w:val="21"/>
+        </w:rPr>
+        <w:t>컬럼비아 오리지널 레코딩의 탁월한 음향 미학이 고스란히 담긴 음반으로, 20세기 클래식 팝 스탠더드의 역사적 유산을 단 한 장으로 온전히 조망할 수 있다는 점에서 모든 LP 컬렉터에게 영구 소장의 가치를 지닙니다.</w:t>
+      </w:r>
+    </w:p>
+    <w:p>
+      <w:pPr>
+        <w:spacing w:line="324" w:lineRule="auto" w:after="120" w:before="160"/>
+      </w:pPr>
+      <w:r>
+        <w:rPr w:rFonts="맑은 고딕">
+          <w:rFonts w:ascii="맑은 고딕" w:hAnsi="맑은 고딕" w:eastAsia="맑은 고딕"/>
+          <w:b/>
+          <w:color w:val="4338CA"/>
+          <w:sz w:val="21"/>
+        </w:rPr>
+        <w:t>이 음반을 통해 한 편의 고전 명화처럼 펼쳐지는 벨벳 보이스와 아날로그의 따스한 숨결이 전해주는 감동을 다시 한번 경험해 보시는 것은 어떨까요?</w:t>
       </w:r>
     </w:p>
     <w:sectPr>
       <w:pgSz w:w="12240" w:h="15840"/>
-      <w:pgMar w:top="1440" w:right="1440" w:bottom="1440" w:left="1440" w:header="720" w:footer="720" w:gutter="0"/>
+      <w:pgMar w:top="1152" w:right="1296" w:bottom="1152" w:left="1296" w:header="720" w:footer="720" w:gutter="0"/>
       <w:cols w:space="720"/>
       <w:docGrid w:linePitch="360"/>
     </w:sectPr>

--- a/word_reports/LP_0059_위치_713_Andy Williams_Greatest Hi.docx
+++ b/word_reports/LP_0059_위치_713_Andy Williams_Greatest Hi.docx
@@ -32,7 +32,7 @@
     </w:p>
     <w:p>
       <w:pPr>
-        <w:spacing w:line="324" w:lineRule="auto" w:before="80" w:after="160"/>
+        <w:spacing w:line="324" w:lineRule="auto" w:before="80" w:after="120"/>
       </w:pPr>
       <w:r>
         <w:rPr w:rFonts="맑은 고딕">
@@ -42,13 +42,6 @@
           <w:sz w:val="22"/>
         </w:rPr>
         <w:t xml:space="preserve">[음반 소개] </w:t>
-      </w:r>
-      <w:r>
-        <w:rPr w:rFonts="맑은 고딕">
-          <w:rFonts w:ascii="맑은 고딕" w:hAnsi="맑은 고딕" w:eastAsia="맑은 고딕"/>
-          <w:b w:val="0"/>
-          <w:sz w:val="21"/>
-        </w:rPr>
       </w:r>
     </w:p>
     <w:p>
@@ -61,7 +54,33 @@
           <w:b w:val="0"/>
           <w:sz w:val="21"/>
         </w:rPr>
-        <w:t>앤디 윌리엄스의 유려한 음성은 서구 팝 음악의 가장 찬란했던 시절을 부드럽게 비추는 황금빛 노을과도 같습니다. 본 음반은 1960년대 후반부터 1970년대 초반까지 그의 예술적 완숙기가 빚어낸 영화 음악과 로맨틱 팝의 정수만을 엄선하여 엮어낸 불멸의 명작선입니다. 기품 있는 벨벳 바리톤으로 섬세하게 직조해 낸 선율들은 반세기가 흐른 오늘날에도 클래시컬한 우아함과 시대를 초월한 낭만을 고스란히 선사합니다.</w:t>
+        <w:t>20세기 중후반 미국 대중음악계의 품격을 논할 때, 앤디 윌리엄스(Andy Williams)의 이름은 마치 우아한 실크 스카프처럼 부드럽고 찬연하게 떠오릅니다. 로큰롤과 사이키델릭 록의 거친 파도가 세계를 뒤흔들던 격동의 1960년대와 1970년대 초반, 그는 가장 고전적이면서도 온화한 목소리로 세파에 지친 인간의 영혼을 어루만져 준 진정한 '목소리의 신사'였습니다. 컬럼비아 레코드(Columbia Records)의 황금기를 대변하는 이 앨범 《Greatest Hits Vol. 2》는, 전작의 찬란한 성공을 잇는 동시에 아티스트로서 한층 무르익은 원숙미와 서정성의 정점을 포착해 낸 불멸의 명반입니다.</w:t>
+      </w:r>
+    </w:p>
+    <w:p>
+      <w:pPr>
+        <w:spacing w:line="324" w:lineRule="auto" w:after="120"/>
+      </w:pPr>
+      <w:r>
+        <w:rPr w:rFonts="맑은 고딕">
+          <w:rFonts w:ascii="맑은 고딕" w:hAnsi="맑은 고딕" w:eastAsia="맑은 고딕"/>
+          <w:b w:val="0"/>
+          <w:sz w:val="21"/>
+        </w:rPr>
+        <w:t>이 음반은 단순한 히트곡의 나열을 넘어, 당대 스크린을 수놓았던 위대한 시네마틱 팝과 이지 리스닝(Easy Listening) 미학의 극치를 완벽한 서사 구조로 엮어냈습니다. 전설적인 영화음악 거장 니노 로타(Nino Rota)와 프란시스 레이(Francis Lai)의 멜로디는 앤디 윌리엄스의 벨벳 같은 바리톤을 통과하며 비로소 온전한 생명력을 부여받았습니다. 감정을 과도하게 분출하지 않으면서도 가슴 깊은 곳을 울리는 그의 절제된 가창은, 듣는 이로 하여금 마치 잘 세공된 한 편의 흑백 고전 영화 속으로 걸어 들어가는 듯한 낭만적 착시를 불러일으킵니다.</w:t>
+      </w:r>
+    </w:p>
+    <w:p>
+      <w:pPr>
+        <w:spacing w:line="324" w:lineRule="auto" w:after="120"/>
+      </w:pPr>
+      <w:r>
+        <w:rPr w:rFonts="맑은 고딕">
+          <w:rFonts w:ascii="맑은 고딕" w:hAnsi="맑은 고딕" w:eastAsia="맑은 고딕"/>
+          <w:b w:val="0"/>
+          <w:sz w:val="21"/>
+        </w:rPr>
+        <w:t>앤디 윌리엄스가 추구했던 예술적 철학은 '영원히 퇴색되지 않는 보편적 사랑과 위로의 미학'이었습니다. 그는 급변하는 유행에 편승하기보다 오케스트레이션의 유려한 화성과 단정하고 기품 있는 프레이징으로 팝 음악이 도달할 수 있는 가장 고결한 형태의 안식처를 축조해 냈습니다. 이 음반에 흐르는 선율들은 단순한 지난 세월의 유물이 아니라, 시대를 초월하여 인간의 본원적 외로움을 포근히 감싸 안는 서정적 구원의 기록이자 클래시컬 팝의 정수라 할 수 있습니다.</w:t>
       </w:r>
     </w:p>
     <w:p>
@@ -129,37 +148,6 @@
           <w:color w:val="1F2937"/>
           <w:sz w:val="21"/>
         </w:rPr>
-        <w:t xml:space="preserve">아티스트: </w:t>
-      </w:r>
-      <w:r>
-        <w:rPr w:rFonts="맑은 고딕">
-          <w:rFonts w:ascii="맑은 고딕" w:hAnsi="맑은 고딕" w:eastAsia="맑은 고딕"/>
-          <w:b w:val="0"/>
-          <w:sz w:val="21"/>
-        </w:rPr>
-        <w:t>Andy Williams (앤디 윌리엄스)</w:t>
-      </w:r>
-    </w:p>
-    <w:p>
-      <w:pPr>
-        <w:spacing w:line="324" w:lineRule="auto" w:after="80"/>
-      </w:pPr>
-      <w:r>
-        <w:rPr w:rFonts="맑은 고딕">
-          <w:rFonts w:ascii="맑은 고딕" w:hAnsi="맑은 고딕" w:eastAsia="맑은 고딕"/>
-          <w:b w:val="0"/>
-          <w:color w:val="6B7280"/>
-          <w:sz w:val="21"/>
-        </w:rPr>
-        <w:t xml:space="preserve">· </w:t>
-      </w:r>
-      <w:r>
-        <w:rPr w:rFonts="맑은 고딕">
-          <w:rFonts w:ascii="맑은 고딕" w:hAnsi="맑은 고딕" w:eastAsia="맑은 고딕"/>
-          <w:b/>
-          <w:color w:val="1F2937"/>
-          <w:sz w:val="21"/>
-        </w:rPr>
         <w:t xml:space="preserve">발매 정보: </w:t>
       </w:r>
       <w:r>
@@ -168,7 +156,7 @@
           <w:b w:val="0"/>
           <w:sz w:val="21"/>
         </w:rPr>
-        <w:t>1973년 명문 컬럼비아 레코드(Columbia Records)를 통해 발매된 본작은, 앤디 윌리엄스가 남긴 방대한 레퍼토리 중에서도 대중음악과 영화 예술의 황금기가 절묘하게 교차하던 순간을 기록한 기념비적인 두 번째 공식 베스트 앨범입니다.</w:t>
+        <w:t>1973년 컬럼비아 레코드(Columbia Records)를 통해 발매된 공식 두 번째 베스트 앨범으로, 1960년대 후반부터 1970년대 초반까지 앤디 윌리엄스가 남긴 불멸의 영화 주제가와 성인 현대음악(Adult Contemporary) 명곡들을 집대성한 역사적 편집반입니다.</w:t>
       </w:r>
     </w:p>
     <w:p>
@@ -199,7 +187,7 @@
           <w:b w:val="0"/>
           <w:sz w:val="21"/>
         </w:rPr>
-        <w:t>발매 직후 빌보드 200 앨범 차트 상위권에 오르며 대중적인 찬사를 받았고, 미국음반산업협회(RIAA) 골드 레코드(Gold) 인증을 획득하며 전 세계 팝 애호가들의 필청 음반이자 장기 스테디셀러로 군림했습니다.</w:t>
+        <w:t>발매 직후 빌보드 200 앨범 차트 상위권에 안착하였으며, 미국 음반 산업 협회(RIAA)로부터 골드(Gold) 레코드 인증을 획득하며 상업성과 음악성을 두루 입증한 스테디셀러로 기록되었습니다.</w:t>
       </w:r>
     </w:p>
     <w:p>
@@ -230,7 +218,7 @@
           <w:b w:val="0"/>
           <w:sz w:val="21"/>
         </w:rPr>
-        <w:t>그래미 어워드에 수없이 노미네이트되었던 거장의 위상에 걸맞게, 수록곡 대다수가 아카데미상 및 골든 글로브 시상식의 주제가상 부문과 연계되며 당대 최고 권위의 음악적 평가와 찬사를 한 몸에 받았습니다.</w:t>
+        <w:t>수록곡 다수가 그래미 어워드 후보에 오르거나 당대 아카데미 시상식 주제가상을 거머쥔 명작들이며, 대중음악사에 기여한 공로로 훗날 그래미 명예의 전당 헌액 및 에미상 3회 수상이라는 독보적 권위를 뒷받침하는 결정적 이정표가 되었습니다.</w:t>
       </w:r>
     </w:p>
     <w:p>
@@ -275,7 +263,7 @@
           <w:b w:val="0"/>
           <w:sz w:val="21"/>
         </w:rPr>
-        <w:t>미국 (USA)</w:t>
+        <w:t>미국 (United States)</w:t>
       </w:r>
     </w:p>
     <w:p>
@@ -306,7 +294,7 @@
           <w:b w:val="0"/>
           <w:sz w:val="21"/>
         </w:rPr>
-        <w:t>1927년 12월 3일 – 2012년 9월 25일</w:t>
+        <w:t>1927년 12월 3일 ~ 2012년 9월 25일</w:t>
       </w:r>
     </w:p>
     <w:p>
@@ -337,7 +325,7 @@
           <w:b w:val="0"/>
           <w:sz w:val="21"/>
         </w:rPr>
-        <w:t>솔로 (초기 'The Williams Brothers' 활동 후 솔로 전향)</w:t>
+        <w:t>솔로 (초기 'The Williams Brothers' 활동)</w:t>
       </w:r>
     </w:p>
     <w:p>
@@ -368,7 +356,7 @@
           <w:b w:val="0"/>
           <w:sz w:val="21"/>
         </w:rPr>
-        <w:t>로널드 레이건 전 미국 대통령으로부터 "미국의 국보(National Treasure)"라 칭송받았던 앤디 윌리엄스는 20세기 스탠더드 팝과 전통 크루너 창법의 정점에 서 있던 보컬리스트입니다. 비단결처럼 부드럽고 티 없이 맑은 발성, 서정적인 감정선으로 팝과 이지 리스닝의 경계를 예술의 경지로 끌어올렸습니다.</w:t>
+        <w:t>로널드 레이건 전 미국 대통령으로부터 "국보(National Treasure)"라는 찬사를 받았던 앤디 윌리엄스는 우아하고 감미로운 미성으로 전 세계 음악팬들을 매료시킨 보컬의 거장입니다. TV 프로그램 《The Andy Williams Show》를 통해 팝과 스탠더드의 대중화에 결정적으로 기여하였으며, 세련된 무대 매너와 클래시컬한 악곡 해석력으로 20세기 트래디셔널 팝의 황금기를 이끈 전설적인 보컬리스트입니다.</w:t>
       </w:r>
     </w:p>
     <w:p>
@@ -413,7 +401,7 @@
           <w:b w:val="0"/>
           <w:sz w:val="21"/>
         </w:rPr>
-        <w:t>이지 리스닝(Easy Listening)과 어덜트 컨템포러리(Adult Contemporary) 장르가 음악적·편곡적으로 완성도의 극치에 달했던 시대를 증언하는 음반입니다. 대편성 오케스트레이션과 대중가요의 이상적인 조화를 통하여, 팝 보컬 음반이 클래식 소품집에 필적하는 실내악적 격조를 지닐 수 있음을 완벽하게 증명해 냈습니다.</w:t>
+        <w:t>로큰롤과 포크가 주류를 점령하던 1970년대 초, 대편성 오케스트라와 정통 보컬의 조화를 통해 팝 음악의 고전적 품격을 수호해 낸 기념비적 앨범입니다. 영화음악의 테마를 가창곡으로 재해석하여 대중음악의 예술적 지평을 넓혔다는 평을 받습니다.</w:t>
       </w:r>
     </w:p>
     <w:p>
@@ -444,7 +432,7 @@
           <w:b w:val="0"/>
           <w:sz w:val="21"/>
         </w:rPr>
-        <w:t>사회적 격변과 불안이 공존하던 1970년대 초반, 대중과 젊은 연인들은 앤디 윌리엄스의 포근한 음성 속에서 서정적인 위로와 순수한 낭만을 찾았습니다. 대형 스크린을 수놓았던 명화의 감동이 거실의 턴테이블 위로 고스란히 옮겨져 일상의 고단함을 어루만져 주었던 그 시절의 따스한 공기와 정취가 소리골마다 아로새겨져 있습니다.</w:t>
+        <w:t>베트남 전쟁과 사회적 격변으로 혼란스럽던 1970년대 초반, 안식과 순수한 사랑을 갈구하던 대중들에게 이 앨범은 더없이 따스한 치유의 성역이었습니다. 주말 저녁 브라운관 앞과 거실의 전축에서 흘러나오던 그의 노래는 당대 평범한 가정의 낭만과 평화를 상징하는 문화적 표상이었습니다.</w:t>
       </w:r>
     </w:p>
     <w:p>
@@ -489,7 +477,7 @@
           <w:b w:val="0"/>
           <w:sz w:val="21"/>
         </w:rPr>
-        <w:t>불멸의 멜로드라마 &lt;러브스토리&gt;의 비극적 순애보를 유려한 미성으로 노래한 "(Where Do I Begin?) Love Story"와 영화 &lt;대부&gt;의 비장미 넘치는 테마를 깊은 서정시로 승화시킨 "Speak Softly Love"는 가히 보컬 예술의 정점입니다. 아울러 싱그러운 박동감으로 벅찬 희열을 전하는 "Can't Take My Eyes Off You"와 "Happy Heart" 등 풍성한 스트링 사운드와 단아한 보컬이 빚어내는 호흡은 감상의 깊이를 더합니다.</w:t>
+        <w:t>영화 《러브 스토리》의 애절한 주제가 "(Where Do I Begin) Love Story"는 가슴을 저미는 현악 세션과 극적인 가창이 압권이며, 영화 《대부》의 메인 테마에 감미로운 숨결을 불어넣은 "Speak Softly Love"는 앤디 윌리엄스 보컬 특유의 벨벳 같은 질감이 가장 빛나는 트랙입니다. 또한 조지 해리슨의 명곡을 온화하게 재해석한 "Something"과 벅찬 감동을 안겨주는 "For All We Know" 등은 감정의 과잉 없이도 깊은 울림을 자아냅니다.</w:t>
       </w:r>
     </w:p>
     <w:p>
@@ -520,7 +508,7 @@
           <w:b w:val="0"/>
           <w:sz w:val="21"/>
         </w:rPr>
-        <w:t>본 LP는 진공관 앰프의 온기 어린 배음과 조화를 이룰 때 비로소 그 진가를 완벽히 드러냅니다. 오케스트라 현악군의 풍성한 공간감과 앤디 윌리엄스의 숨결 하나까지 섬세하게 포착해 내는 아날로그 특유의 밀도 높은 질감은, 디지털 음원이 결코 모방할 수 없는 그윽하고 입체적인 음악적 감흥을 안겨줍니다.</w:t>
+        <w:t>진공관 앰프의 예열을 거친 턴테이블 위에서 회전할 때, 오케스트라의 풍성한 스트링 섹션과 앤디 윌리엄스의 숨소리마저 따스한 공기감으로 되살아납니다. 디지털 음원에서는 결코 흉내 낼 수 없는 두툼한 중저역의 살집과 아날로그 바이닐 특유의 공간감은 늦은 밤 서재의 조도를 낮추고 감상할 때 그 진가를 발휘합니다.</w:t>
       </w:r>
     </w:p>
     <w:p>
@@ -551,7 +539,7 @@
           <w:b w:val="0"/>
           <w:sz w:val="21"/>
         </w:rPr>
-        <w:t>컬럼비아 오리지널 레코딩의 탁월한 음향 미학이 고스란히 담긴 음반으로, 20세기 클래식 팝 스탠더드의 역사적 유산을 단 한 장으로 온전히 조망할 수 있다는 점에서 모든 LP 컬렉터에게 영구 소장의 가치를 지닙니다.</w:t>
+        <w:t>20세기 할리우드 영화음악의 황금기와 컬럼비아 레코드 특유의 호화로운 오디오파일급 사운드 스테이지를 동시에 만끽할 수 있는 필청반으로, 정통 팝과 LP 컬렉터라면 반드시 랙의 중심에 꽂아두어야 할 영원한 클래식입니다.</w:t>
       </w:r>
     </w:p>
     <w:p>
@@ -565,7 +553,7 @@
           <w:color w:val="4338CA"/>
           <w:sz w:val="21"/>
         </w:rPr>
-        <w:t>이 음반을 통해 한 편의 고전 명화처럼 펼쳐지는 벨벳 보이스와 아날로그의 따스한 숨결이 전해주는 감동을 다시 한번 경험해 보시는 것은 어떨까요?</w:t>
+        <w:t>이 음반을 통해 아날로그 바늘 끝에서 피어나는 벨벳 같은 음성이 전해주는 감동을 다시 한번 경험해 보시는 것은 어떨까요?</w:t>
       </w:r>
     </w:p>
     <w:sectPr>
